--- a/Die_Herrenhaus_Detektive_Band1_Manuskript.docx
+++ b/Die_Herrenhaus_Detektive_Band1_Manuskript.docx
@@ -838,15 +838,17 @@
     </w:p>
     <w:p>
       <w:pPr>
-        <w:pStyle w:val="Normal"/>
-        <w:spacing w:before="0" w:after="200"/>
+        <w:pStyle w:val="Heading1"/>
         <w:jc w:val="center"/>
-        <w:rPr/>
-      </w:pPr>
-      <w:r>
-        <w:rPr>
-          <w:b/>
-          <w:sz w:val="28"/>
+        <w:rPr>
+          <w:rFonts w:ascii="Georgia" w:hAnsi="Georgia"/>
+          <w:color w:val="000000"/>
+        </w:rPr>
+      </w:pPr>
+      <w:r>
+        <w:rPr>
+          <w:rFonts w:ascii="Georgia" w:hAnsi="Georgia"/>
+          <w:color w:val="000000"/>
         </w:rPr>
         <w:t>Der Blick zum Hügel</w:t>
       </w:r>
@@ -3058,15 +3060,17 @@
     </w:p>
     <w:p>
       <w:pPr>
-        <w:pStyle w:val="Normal"/>
-        <w:spacing w:before="0" w:after="200"/>
+        <w:pStyle w:val="Heading1"/>
         <w:jc w:val="center"/>
-        <w:rPr/>
-      </w:pPr>
-      <w:r>
-        <w:rPr>
-          <w:b/>
-          <w:sz w:val="28"/>
+        <w:rPr>
+          <w:rFonts w:ascii="Georgia" w:hAnsi="Georgia"/>
+          <w:color w:val="000000"/>
+        </w:rPr>
+      </w:pPr>
+      <w:r>
+        <w:rPr>
+          <w:rFonts w:ascii="Georgia" w:hAnsi="Georgia"/>
+          <w:color w:val="000000"/>
         </w:rPr>
         <w:t>Das alte Gerücht</w:t>
       </w:r>
@@ -5652,15 +5656,17 @@
     </w:p>
     <w:p>
       <w:pPr>
-        <w:pStyle w:val="Normal"/>
-        <w:spacing w:before="0" w:after="200"/>
+        <w:pStyle w:val="Heading1"/>
         <w:jc w:val="center"/>
-        <w:rPr/>
-      </w:pPr>
-      <w:r>
-        <w:rPr>
-          <w:b/>
-          <w:sz w:val="28"/>
+        <w:rPr>
+          <w:rFonts w:ascii="Georgia" w:hAnsi="Georgia"/>
+          <w:color w:val="000000"/>
+        </w:rPr>
+      </w:pPr>
+      <w:r>
+        <w:rPr>
+          <w:rFonts w:ascii="Georgia" w:hAnsi="Georgia"/>
+          <w:color w:val="000000"/>
         </w:rPr>
         <w:t>Der erste Beweis</w:t>
       </w:r>
@@ -7998,15 +8004,17 @@
     </w:p>
     <w:p>
       <w:pPr>
-        <w:pStyle w:val="Normal"/>
-        <w:spacing w:before="0" w:after="200"/>
+        <w:pStyle w:val="Heading1"/>
         <w:jc w:val="center"/>
-        <w:rPr/>
-      </w:pPr>
-      <w:r>
-        <w:rPr>
-          <w:b/>
-          <w:sz w:val="28"/>
+        <w:rPr>
+          <w:rFonts w:ascii="Georgia" w:hAnsi="Georgia"/>
+          <w:color w:val="000000"/>
+        </w:rPr>
+      </w:pPr>
+      <w:r>
+        <w:rPr>
+          <w:rFonts w:ascii="Georgia" w:hAnsi="Georgia"/>
+          <w:color w:val="000000"/>
         </w:rPr>
         <w:t>Das verbotene Tor</w:t>
       </w:r>
@@ -10276,15 +10284,17 @@
     </w:p>
     <w:p>
       <w:pPr>
-        <w:pStyle w:val="Normal"/>
-        <w:spacing w:before="0" w:after="200"/>
+        <w:pStyle w:val="Heading1"/>
         <w:jc w:val="center"/>
-        <w:rPr/>
-      </w:pPr>
-      <w:r>
-        <w:rPr>
-          <w:b/>
-          <w:sz w:val="28"/>
+        <w:rPr>
+          <w:rFonts w:ascii="Georgia" w:hAnsi="Georgia"/>
+          <w:color w:val="000000"/>
+        </w:rPr>
+      </w:pPr>
+      <w:r>
+        <w:rPr>
+          <w:rFonts w:ascii="Georgia" w:hAnsi="Georgia"/>
+          <w:color w:val="000000"/>
         </w:rPr>
         <w:t>Die geheime Botschaft</w:t>
       </w:r>
@@ -12911,15 +12921,17 @@
     </w:p>
     <w:p>
       <w:pPr>
-        <w:pStyle w:val="Normal"/>
-        <w:spacing w:before="0" w:after="200"/>
+        <w:pStyle w:val="Heading1"/>
         <w:jc w:val="center"/>
-        <w:rPr/>
-      </w:pPr>
-      <w:r>
-        <w:rPr>
-          <w:b/>
-          <w:sz w:val="28"/>
+        <w:rPr>
+          <w:rFonts w:ascii="Georgia" w:hAnsi="Georgia"/>
+          <w:color w:val="000000"/>
+        </w:rPr>
+      </w:pPr>
+      <w:r>
+        <w:rPr>
+          <w:rFonts w:ascii="Georgia" w:hAnsi="Georgia"/>
+          <w:color w:val="000000"/>
         </w:rPr>
         <w:t>Das knarrende Treppenhaus</w:t>
       </w:r>
@@ -15295,15 +15307,17 @@
     </w:p>
     <w:p>
       <w:pPr>
-        <w:pStyle w:val="Normal"/>
-        <w:spacing w:before="0" w:after="200"/>
+        <w:pStyle w:val="Heading1"/>
         <w:jc w:val="center"/>
-        <w:rPr/>
-      </w:pPr>
-      <w:r>
-        <w:rPr>
-          <w:b/>
-          <w:sz w:val="28"/>
+        <w:rPr>
+          <w:rFonts w:ascii="Georgia" w:hAnsi="Georgia"/>
+          <w:color w:val="000000"/>
+        </w:rPr>
+      </w:pPr>
+      <w:r>
+        <w:rPr>
+          <w:rFonts w:ascii="Georgia" w:hAnsi="Georgia"/>
+          <w:color w:val="000000"/>
         </w:rPr>
         <w:t>Die falsche Spur</w:t>
       </w:r>
@@ -17850,15 +17864,17 @@
     </w:p>
     <w:p>
       <w:pPr>
-        <w:pStyle w:val="Normal"/>
-        <w:spacing w:before="0" w:after="200"/>
+        <w:pStyle w:val="Heading1"/>
         <w:jc w:val="center"/>
-        <w:rPr/>
-      </w:pPr>
-      <w:r>
-        <w:rPr>
-          <w:b/>
-          <w:sz w:val="28"/>
+        <w:rPr>
+          <w:rFonts w:ascii="Georgia" w:hAnsi="Georgia"/>
+          <w:color w:val="000000"/>
+        </w:rPr>
+      </w:pPr>
+      <w:r>
+        <w:rPr>
+          <w:rFonts w:ascii="Georgia" w:hAnsi="Georgia"/>
+          <w:color w:val="000000"/>
         </w:rPr>
         <w:t>Das Rätsel der Symbole</w:t>
       </w:r>
@@ -20028,15 +20044,17 @@
     </w:p>
     <w:p>
       <w:pPr>
-        <w:pStyle w:val="Normal"/>
-        <w:spacing w:before="0" w:after="200"/>
+        <w:pStyle w:val="Heading1"/>
         <w:jc w:val="center"/>
-        <w:rPr/>
-      </w:pPr>
-      <w:r>
-        <w:rPr>
-          <w:b/>
-          <w:sz w:val="28"/>
+        <w:rPr>
+          <w:rFonts w:ascii="Georgia" w:hAnsi="Georgia"/>
+          <w:color w:val="000000"/>
+        </w:rPr>
+      </w:pPr>
+      <w:r>
+        <w:rPr>
+          <w:rFonts w:ascii="Georgia" w:hAnsi="Georgia"/>
+          <w:color w:val="000000"/>
         </w:rPr>
         <w:t>Die nächtliche Begegnung</w:t>
       </w:r>
@@ -22610,15 +22628,17 @@
     </w:p>
     <w:p>
       <w:pPr>
-        <w:pStyle w:val="Normal"/>
-        <w:spacing w:before="0" w:after="200"/>
+        <w:pStyle w:val="Heading1"/>
         <w:jc w:val="center"/>
-        <w:rPr/>
-      </w:pPr>
-      <w:r>
-        <w:rPr>
-          <w:b/>
-          <w:sz w:val="28"/>
+        <w:rPr>
+          <w:rFonts w:ascii="Georgia" w:hAnsi="Georgia"/>
+          <w:color w:val="000000"/>
+        </w:rPr>
+      </w:pPr>
+      <w:r>
+        <w:rPr>
+          <w:rFonts w:ascii="Georgia" w:hAnsi="Georgia"/>
+          <w:color w:val="000000"/>
         </w:rPr>
         <w:t>Der Verdächtige</w:t>
       </w:r>
@@ -25076,15 +25096,17 @@
     </w:p>
     <w:p>
       <w:pPr>
-        <w:pStyle w:val="Normal"/>
-        <w:spacing w:before="0" w:after="200"/>
+        <w:pStyle w:val="Heading1"/>
         <w:jc w:val="center"/>
-        <w:rPr/>
-      </w:pPr>
-      <w:r>
-        <w:rPr>
-          <w:b/>
-          <w:sz w:val="28"/>
+        <w:rPr>
+          <w:rFonts w:ascii="Georgia" w:hAnsi="Georgia"/>
+          <w:color w:val="000000"/>
+        </w:rPr>
+      </w:pPr>
+      <w:r>
+        <w:rPr>
+          <w:rFonts w:ascii="Georgia" w:hAnsi="Georgia"/>
+          <w:color w:val="000000"/>
         </w:rPr>
         <w:t>Die geheime Karte</w:t>
       </w:r>
@@ -27479,15 +27501,17 @@
     </w:p>
     <w:p>
       <w:pPr>
-        <w:pStyle w:val="Normal"/>
-        <w:spacing w:before="0" w:after="200"/>
+        <w:pStyle w:val="Heading1"/>
         <w:jc w:val="center"/>
-        <w:rPr/>
-      </w:pPr>
-      <w:r>
-        <w:rPr>
-          <w:b/>
-          <w:sz w:val="28"/>
+        <w:rPr>
+          <w:rFonts w:ascii="Georgia" w:hAnsi="Georgia"/>
+          <w:color w:val="000000"/>
+        </w:rPr>
+      </w:pPr>
+      <w:r>
+        <w:rPr>
+          <w:rFonts w:ascii="Georgia" w:hAnsi="Georgia"/>
+          <w:color w:val="000000"/>
         </w:rPr>
         <w:t>Der verschlossene Keller</w:t>
       </w:r>
@@ -29974,15 +29998,17 @@
     </w:p>
     <w:p>
       <w:pPr>
-        <w:pStyle w:val="Normal"/>
-        <w:spacing w:before="0" w:after="200"/>
+        <w:pStyle w:val="Heading1"/>
         <w:jc w:val="center"/>
-        <w:rPr/>
-      </w:pPr>
-      <w:r>
-        <w:rPr>
-          <w:b/>
-          <w:sz w:val="28"/>
+        <w:rPr>
+          <w:rFonts w:ascii="Georgia" w:hAnsi="Georgia"/>
+          <w:color w:val="000000"/>
+        </w:rPr>
+      </w:pPr>
+      <w:r>
+        <w:rPr>
+          <w:rFonts w:ascii="Georgia" w:hAnsi="Georgia"/>
+          <w:color w:val="000000"/>
         </w:rPr>
         <w:t>Eingeschlossen</w:t>
       </w:r>
@@ -32285,15 +32311,17 @@
     </w:p>
     <w:p>
       <w:pPr>
-        <w:pStyle w:val="Normal"/>
-        <w:spacing w:before="0" w:after="200"/>
+        <w:pStyle w:val="Heading1"/>
         <w:jc w:val="center"/>
-        <w:rPr/>
-      </w:pPr>
-      <w:r>
-        <w:rPr>
-          <w:b/>
-          <w:sz w:val="28"/>
+        <w:rPr>
+          <w:rFonts w:ascii="Georgia" w:hAnsi="Georgia"/>
+          <w:color w:val="000000"/>
+        </w:rPr>
+      </w:pPr>
+      <w:r>
+        <w:rPr>
+          <w:rFonts w:ascii="Georgia" w:hAnsi="Georgia"/>
+          <w:color w:val="000000"/>
         </w:rPr>
         <w:t>Die Wahrheit über den Spuk</w:t>
       </w:r>
@@ -34572,15 +34600,17 @@
     </w:p>
     <w:p>
       <w:pPr>
-        <w:pStyle w:val="Normal"/>
-        <w:spacing w:before="0" w:after="200"/>
+        <w:pStyle w:val="Heading1"/>
         <w:jc w:val="center"/>
-        <w:rPr/>
-      </w:pPr>
-      <w:r>
-        <w:rPr>
-          <w:b/>
-          <w:sz w:val="28"/>
+        <w:rPr>
+          <w:rFonts w:ascii="Georgia" w:hAnsi="Georgia"/>
+          <w:color w:val="000000"/>
+        </w:rPr>
+      </w:pPr>
+      <w:r>
+        <w:rPr>
+          <w:rFonts w:ascii="Georgia" w:hAnsi="Georgia"/>
+          <w:color w:val="000000"/>
         </w:rPr>
         <w:t>Belauscht</w:t>
       </w:r>
@@ -36456,15 +36486,17 @@
     </w:p>
     <w:p>
       <w:pPr>
-        <w:pStyle w:val="Normal"/>
-        <w:spacing w:before="0" w:after="200"/>
+        <w:pStyle w:val="Heading1"/>
         <w:jc w:val="center"/>
-        <w:rPr/>
-      </w:pPr>
-      <w:r>
-        <w:rPr>
-          <w:b/>
-          <w:sz w:val="28"/>
+        <w:rPr>
+          <w:rFonts w:ascii="Georgia" w:hAnsi="Georgia"/>
+          <w:color w:val="000000"/>
+        </w:rPr>
+      </w:pPr>
+      <w:r>
+        <w:rPr>
+          <w:rFonts w:ascii="Georgia" w:hAnsi="Georgia"/>
+          <w:color w:val="000000"/>
         </w:rPr>
         <w:t>Die ganze Wahrheit</w:t>
       </w:r>
@@ -38545,15 +38577,17 @@
     </w:p>
     <w:p>
       <w:pPr>
-        <w:pStyle w:val="Normal"/>
-        <w:spacing w:before="0" w:after="200"/>
+        <w:pStyle w:val="Heading1"/>
         <w:jc w:val="center"/>
-        <w:rPr/>
-      </w:pPr>
-      <w:r>
-        <w:rPr>
-          <w:b/>
-          <w:sz w:val="28"/>
+        <w:rPr>
+          <w:rFonts w:ascii="Georgia" w:hAnsi="Georgia"/>
+          <w:color w:val="000000"/>
+        </w:rPr>
+      </w:pPr>
+      <w:r>
+        <w:rPr>
+          <w:rFonts w:ascii="Georgia" w:hAnsi="Georgia"/>
+          <w:color w:val="000000"/>
         </w:rPr>
         <w:t>Der letzte Wille</w:t>
       </w:r>
@@ -40225,15 +40259,17 @@
     </w:p>
     <w:p>
       <w:pPr>
-        <w:pStyle w:val="Normal"/>
-        <w:spacing w:before="0" w:after="200"/>
+        <w:pStyle w:val="Heading1"/>
         <w:jc w:val="center"/>
-        <w:rPr/>
-      </w:pPr>
-      <w:r>
-        <w:rPr>
-          <w:b/>
-          <w:sz w:val="28"/>
+        <w:rPr>
+          <w:rFonts w:ascii="Georgia" w:hAnsi="Georgia"/>
+          <w:color w:val="000000"/>
+        </w:rPr>
+      </w:pPr>
+      <w:r>
+        <w:rPr>
+          <w:rFonts w:ascii="Georgia" w:hAnsi="Georgia"/>
+          <w:color w:val="000000"/>
         </w:rPr>
         <w:t>Meiers Geschichte</w:t>
       </w:r>
@@ -42566,15 +42602,17 @@
     </w:p>
     <w:p>
       <w:pPr>
-        <w:pStyle w:val="Normal"/>
-        <w:spacing w:before="0" w:after="200"/>
+        <w:pStyle w:val="Heading1"/>
         <w:jc w:val="center"/>
-        <w:rPr/>
-      </w:pPr>
-      <w:r>
-        <w:rPr>
-          <w:b/>
-          <w:sz w:val="28"/>
+        <w:rPr>
+          <w:rFonts w:ascii="Georgia" w:hAnsi="Georgia"/>
+          <w:color w:val="000000"/>
+        </w:rPr>
+      </w:pPr>
+      <w:r>
+        <w:rPr>
+          <w:rFonts w:ascii="Georgia" w:hAnsi="Georgia"/>
+          <w:color w:val="000000"/>
         </w:rPr>
         <w:t>Ein neues Geheimnis</w:t>
       </w:r>
